--- a/Indigo_GGZ_Intake_Sikayet_Yazisi.docx
+++ b/Indigo_GGZ_Intake_Sikayet_Yazisi.docx
@@ -228,7 +228,7 @@
         <w:spacing w:after="120"/>
       </w:pPr>
       <w:r>
-        <w:t xml:space="preserve">Türkiye'den Hollanda'ya politik nedenlerle göç ettim. Göç sonrasında Hollanda'da da defalarca tehdide ve rahatsız edilmeye maruz kaldım. Bu süreçler içinde, farklı gün ve saatlerde belediyedeki uitkering (sosyal yardım) almam nedeniyle belediye memurlarıyla temasım sırasında yaşananlar öne çıkmaktadır:</w:t>
+        <w:t xml:space="preserve">Türkiye'de maruz kaldığım baskı ve işkence nedeniyle Hollanda'ya sığındım; bu geçmiş, Türkiye İnsan Hakları Vakfı (TİHV) tarafından hazırlanmış bağımsız bir uzman raporuyla belgelenmiştir (talep edilirse sunulabilir). Göç sonrasında Hollanda'da da defalarca tehdide ve rahatsız edilmeye maruz kaldım. Bu süreçler içinde, farklı gün ve saatlerde belediyedeki uitkering (sosyal yardım) almam nedeniyle belediye memurlarıyla temasım sırasında yaşananlar öne çıkmaktadır:</w:t>
       </w:r>
     </w:p>
     <w:p>
@@ -484,6 +484,22 @@
         <w:spacing w:after="120"/>
       </w:pPr>
       <w:r>
+        <w:t xml:space="preserve">Zirve noktası olarak değerlendirdiğim tehdit olayı, küçük, loş ışıklı ve kapalı bir odada geçmiştir; görüşme sırasında yumrukla tehdit edilircesine bir tavırla ve öfkeli bir bakışla karşılaştığımı, bunu sözlü olarak rahatsız edici bulduğumu belirtmeme rağmen bu tutumun değişmediğini belirtmek isterim. O anda kapı fiziksel olarak kilitli olmasa da, mevcut otorite dengesizliği, o andaki kırılgan psikolojik durumum ve ortamın kapalı/dar yapısı nedeniyle kendimi güvenli şekilde ortamdan uzaklaştırabilecek durumda hissetmedim.</w:t>
+      </w:r>
+    </w:p>
+    <w:p>
+      <w:pPr>
+        <w:spacing w:after="120"/>
+      </w:pPr>
+      <w:r>
+        <w:t xml:space="preserve">Ayrıca, belediye ile olan temaslarım sırasında, mülteci geçmişim ve sosyal yardım (uitkering) almam nedeniyle dışlayıcı veya ayrımcı bulduğum bazı söylem ve tutumlara maruz kaldığımı düşünüyorum; bunun kasıtlı olup olmadığından bağımsız olarak, bu yaklaşımın bende dışlanmışlık, değersizleştirilme ve güvensizlik hissi yarattığını belirtmek isterim. Bu boyutun da değerlendirmede dikkate alınmasını rica ediyorum.</w:t>
+      </w:r>
+    </w:p>
+    <w:p>
+      <w:pPr>
+        <w:spacing w:after="120"/>
+      </w:pPr>
+      <w:r>
         <w:t xml:space="preserve">Bu bölümde adı geçen memurların bana yaşatmış olduğu şeylerin, hal, hareket ve tavırlarının sağlığım ve günlük hayatımdaki geçmiş, bugünkü ve gelecekteki etkilerinin tam ve detaylı biçimde değerlendirilmesini talep ediyorum (bkz. Bölüm 8).</w:t>
       </w:r>
     </w:p>
@@ -887,6 +903,21 @@
     </w:p>
     <w:p>
       <w:pPr>
+        <w:spacing w:after="120"/>
+      </w:pPr>
+      <w:r>
+        <w:rPr>
+          <w:b/>
+          <w:bCs/>
+        </w:rPr>
+        <w:t xml:space="preserve">Önemli not — güvenlik/risk değerlendirmesi:</w:t>
+      </w:r>
+      <w:r>
+        <w:t xml:space="preserve"> Belediye ile yaşadığım baskı sürecine bağlı olarak, tedavi kayıtlarıma geçmiş dönemlerde intihar düşünceleri yaşadığım not edilmiştir. Bu konunun intake sürecinde açıkça sorulmasını ve güncel risk durumumun da ayrıca ve dikkatle değerlendirilmesini rica ediyorum.</w:t>
+      </w:r>
+    </w:p>
+    <w:p>
+      <w:pPr>
         <w:pStyle w:val="Heading2"/>
         <w:spacing w:after="100" w:before="220"/>
       </w:pPr>
@@ -1376,7 +1407,7 @@
         <w:spacing w:after="60"/>
       </w:pPr>
       <w:r>
-        <w:t xml:space="preserve">Gece nefessiz kalma hissi — bu tehdit olayından önce yoktu, sonra ortaya çıktı. Uyku apnesi (slaapapneu) şüphesiyle KBB ve göğüs hastalıkları uzman doktorları tarafından muayene edildim; sonuçta yok denecek kadar düşük seviyede uyku apnesi çıktı, ancak bu kapsamda tedavi önerilmedi</w:t>
+        <w:t xml:space="preserve">Gece nefessiz kalma hissi — bu tehdit olayından önce yoktu, sonra ortaya çıktı. KBB ve göğüs hastalıkları uzman doktorları tarafından yapılan ilk değerlendirmede düşük seviyede bir bulguya rastlandı; bunun üzerine huisartsim tarafından uyku kliniğine sevk edildim ve ilk klinik bulguda uyku sırasında zaman zaman nefesimin durduğu tespit edildi. Kesin tanı, tedavi planı ve değerlendirme süreci hâlâ devam etmekte olup şu an bekleme/değerlendirme aşamasındayım</w:t>
       </w:r>
     </w:p>
     <w:p>
@@ -2581,7 +2612,7 @@
         <w:spacing w:after="120"/>
       </w:pPr>
       <w:r>
-        <w:t xml:space="preserve">Günlük hayatımın sürdürülebilirliğini sağlamak, topluma katılmak, eğitime ve daha sonra iş hayatına katılmak istiyorum; bu kapsamda bana yardımcı olunmasını talep ediyorum.</w:t>
+        <w:t xml:space="preserve">Türkiye'de Adalet Bakanlığı'nda hukuk alanında görev yapmış biri olarak, Hollanda'da hukuk, bilişim ve matematik alt yapımla örtüşen dijital adli bilişim (digital forensics) alanında kariyer yapmayı hedefliyorum; bu amaçla Utrecht'te iki yıllık HBO Cybersecurity eğitimine kabul edilmiştim, ancak bu eğitime başlamam sağlık nedenleriyle ertelenmek zorunda kalmıştır. Günlük hayatımın sürdürülebilirliğini sağlamak, topluma katılmak, eğitime ve daha sonra iş hayatına katılmak istiyorum; bu kapsamda bana yardımcı olunmasını talep ediyorum.</w:t>
       </w:r>
     </w:p>
     <w:p>
@@ -2711,6 +2742,19 @@
       </w:pPr>
       <w:r>
         <w:t xml:space="preserve">Kullandığım ilaç/supplement listesi (talep edilirse)</w:t>
+      </w:r>
+    </w:p>
+    <w:p>
+      <w:pPr>
+        <w:pStyle w:val="ListParagraph"/>
+        <w:numPr>
+          <w:ilvl w:val="0"/>
+          <w:numId w:val="2"/>
+        </w:numPr>
+        <w:spacing w:after="60"/>
+      </w:pPr>
+      <w:r>
+        <w:t xml:space="preserve">TİHV (Türkiye İnsan Hakları Vakfı) tarafından düzenlenmiş bağımsız uzman raporu (talep edilirse)</w:t>
       </w:r>
     </w:p>
     <w:p>
